--- a/examples/tutorial/doc/tut_nonparametric.docx
+++ b/examples/tutorial/doc/tut_nonparametric.docx
@@ -360,18 +360,18 @@
           <wp:inline>
             <wp:extent cx="4620126" cy="3696101"/>
             <wp:effectExtent b="0" l="0" r="0" t="0"/>
-            <wp:docPr descr="" title="" id="21" name="Picture"/>
+            <wp:docPr descr="" title="" id="10" name="Picture"/>
             <a:graphic>
               <a:graphicData uri="http://schemas.openxmlformats.org/drawingml/2006/picture">
                 <pic:pic>
                   <pic:nvPicPr>
-                    <pic:cNvPr descr="/home/gpca/mylibrary/examples/tutorial/doc/tut_nonparametric_files/figure-docx/unnamed-chunk-2-1.png" id="22" name="Picture"/>
+                    <pic:cNvPr descr="C:/Git/eogasawara/mylibrary/examples/tutorial/doc/tut_nonparametric_files/figure-docx/unnamed-chunk-2-1.png" id="11" name="Picture"/>
                     <pic:cNvPicPr>
                       <a:picLocks noChangeArrowheads="1" noChangeAspect="1"/>
                     </pic:cNvPicPr>
                   </pic:nvPicPr>
                   <pic:blipFill>
-                    <a:blip r:embed="rId20"/>
+                    <a:blip r:embed="rId9"/>
                     <a:stretch>
                       <a:fillRect/>
                     </a:stretch>
@@ -564,15 +564,138 @@
       </w:pPr>
       <w:r>
         <w:rPr>
+          <w:rStyle w:val="NormalTok"/>
+        </w:rPr>
+        <w:t xml:space="preserve">has_nortest </w:t>
+      </w:r>
+      <w:r>
+        <w:rPr>
+          <w:rStyle w:val="OtherTok"/>
+        </w:rPr>
+        <w:t xml:space="preserve">&lt;-</w:t>
+      </w:r>
+      <w:r>
+        <w:rPr>
+          <w:rStyle w:val="NormalTok"/>
+        </w:rPr>
+        <w:t xml:space="preserve"> </w:t>
+      </w:r>
+      <w:r>
+        <w:rPr>
           <w:rStyle w:val="FunctionTok"/>
         </w:rPr>
-        <w:t xml:space="preserve">library</w:t>
-      </w:r>
-      <w:r>
-        <w:rPr>
-          <w:rStyle w:val="NormalTok"/>
-        </w:rPr>
-        <w:t xml:space="preserve">(nortest)</w:t>
+        <w:t xml:space="preserve">requireNamespace</w:t>
+      </w:r>
+      <w:r>
+        <w:rPr>
+          <w:rStyle w:val="NormalTok"/>
+        </w:rPr>
+        <w:t xml:space="preserve">(</w:t>
+      </w:r>
+      <w:r>
+        <w:rPr>
+          <w:rStyle w:val="StringTok"/>
+        </w:rPr>
+        <w:t xml:space="preserve">"nortest"</w:t>
+      </w:r>
+      <w:r>
+        <w:rPr>
+          <w:rStyle w:val="NormalTok"/>
+        </w:rPr>
+        <w:t xml:space="preserve">, </w:t>
+      </w:r>
+      <w:r>
+        <w:rPr>
+          <w:rStyle w:val="AttributeTok"/>
+        </w:rPr>
+        <w:t xml:space="preserve">quietly =</w:t>
+      </w:r>
+      <w:r>
+        <w:rPr>
+          <w:rStyle w:val="NormalTok"/>
+        </w:rPr>
+        <w:t xml:space="preserve"> </w:t>
+      </w:r>
+      <w:r>
+        <w:rPr>
+          <w:rStyle w:val="ConstantTok"/>
+        </w:rPr>
+        <w:t xml:space="preserve">TRUE</w:t>
+      </w:r>
+      <w:r>
+        <w:rPr>
+          <w:rStyle w:val="NormalTok"/>
+        </w:rPr>
+        <w:t xml:space="preserve">)</w:t>
+      </w:r>
+      <w:r>
+        <w:br/>
+      </w:r>
+      <w:r>
+        <w:rPr>
+          <w:rStyle w:val="ControlFlowTok"/>
+        </w:rPr>
+        <w:t xml:space="preserve">if</w:t>
+      </w:r>
+      <w:r>
+        <w:rPr>
+          <w:rStyle w:val="NormalTok"/>
+        </w:rPr>
+        <w:t xml:space="preserve"> (</w:t>
+      </w:r>
+      <w:r>
+        <w:rPr>
+          <w:rStyle w:val="SpecialCharTok"/>
+        </w:rPr>
+        <w:t xml:space="preserve">!</w:t>
+      </w:r>
+      <w:r>
+        <w:rPr>
+          <w:rStyle w:val="NormalTok"/>
+        </w:rPr>
+        <w:t xml:space="preserve">has_nortest) {</w:t>
+      </w:r>
+      <w:r>
+        <w:br/>
+      </w:r>
+      <w:r>
+        <w:rPr>
+          <w:rStyle w:val="NormalTok"/>
+        </w:rPr>
+        <w:t xml:space="preserve">  </w:t>
+      </w:r>
+      <w:r>
+        <w:rPr>
+          <w:rStyle w:val="FunctionTok"/>
+        </w:rPr>
+        <w:t xml:space="preserve">message</w:t>
+      </w:r>
+      <w:r>
+        <w:rPr>
+          <w:rStyle w:val="NormalTok"/>
+        </w:rPr>
+        <w:t xml:space="preserve">(</w:t>
+      </w:r>
+      <w:r>
+        <w:rPr>
+          <w:rStyle w:val="StringTok"/>
+        </w:rPr>
+        <w:t xml:space="preserve">"Pacote 'nortest' nao instalado; teste Anderson-Darling sera omitido."</w:t>
+      </w:r>
+      <w:r>
+        <w:rPr>
+          <w:rStyle w:val="NormalTok"/>
+        </w:rPr>
+        <w:t xml:space="preserve">)</w:t>
+      </w:r>
+      <w:r>
+        <w:br/>
+      </w:r>
+      <w:r>
+        <w:rPr>
+          <w:rStyle w:val="NormalTok"/>
+        </w:rPr>
+        <w:t xml:space="preserve">}</w:t>
       </w:r>
     </w:p>
     <w:p>
@@ -581,6 +704,44 @@
       </w:pPr>
       <w:r>
         <w:rPr>
+          <w:rStyle w:val="VerbatimChar"/>
+        </w:rPr>
+        <w:t xml:space="preserve">## Pacote 'nortest' nao instalado; teste Anderson-Darling sera omitido.</w:t>
+      </w:r>
+    </w:p>
+    <w:p>
+      <w:pPr>
+        <w:pStyle w:val="SourceCode"/>
+      </w:pPr>
+      <w:r>
+        <w:rPr>
+          <w:rStyle w:val="ControlFlowTok"/>
+        </w:rPr>
+        <w:t xml:space="preserve">if</w:t>
+      </w:r>
+      <w:r>
+        <w:rPr>
+          <w:rStyle w:val="NormalTok"/>
+        </w:rPr>
+        <w:t xml:space="preserve"> (has_nortest) {</w:t>
+      </w:r>
+      <w:r>
+        <w:br/>
+      </w:r>
+      <w:r>
+        <w:rPr>
+          <w:rStyle w:val="NormalTok"/>
+        </w:rPr>
+        <w:t xml:space="preserve">  nortest</w:t>
+      </w:r>
+      <w:r>
+        <w:rPr>
+          <w:rStyle w:val="SpecialCharTok"/>
+        </w:rPr>
+        <w:t xml:space="preserve">::</w:t>
+      </w:r>
+      <w:r>
+        <w:rPr>
           <w:rStyle w:val="FunctionTok"/>
         </w:rPr>
         <w:t xml:space="preserve">ad.test</w:t>
@@ -591,6 +752,51 @@
         </w:rPr>
         <w:t xml:space="preserve">(MethodA)</w:t>
       </w:r>
+      <w:r>
+        <w:br/>
+      </w:r>
+      <w:r>
+        <w:rPr>
+          <w:rStyle w:val="NormalTok"/>
+        </w:rPr>
+        <w:t xml:space="preserve">} </w:t>
+      </w:r>
+      <w:r>
+        <w:rPr>
+          <w:rStyle w:val="ControlFlowTok"/>
+        </w:rPr>
+        <w:t xml:space="preserve">else</w:t>
+      </w:r>
+      <w:r>
+        <w:rPr>
+          <w:rStyle w:val="NormalTok"/>
+        </w:rPr>
+        <w:t xml:space="preserve"> {</w:t>
+      </w:r>
+      <w:r>
+        <w:br/>
+      </w:r>
+      <w:r>
+        <w:rPr>
+          <w:rStyle w:val="NormalTok"/>
+        </w:rPr>
+        <w:t xml:space="preserve">  </w:t>
+      </w:r>
+      <w:r>
+        <w:rPr>
+          <w:rStyle w:val="StringTok"/>
+        </w:rPr>
+        <w:t xml:space="preserve">"Teste Anderson-Darling indisponivel sem o pacote 'nortest'."</w:t>
+      </w:r>
+      <w:r>
+        <w:br/>
+      </w:r>
+      <w:r>
+        <w:rPr>
+          <w:rStyle w:val="NormalTok"/>
+        </w:rPr>
+        <w:t xml:space="preserve">}</w:t>
+      </w:r>
     </w:p>
     <w:p>
       <w:pPr>
@@ -600,43 +806,7 @@
         <w:rPr>
           <w:rStyle w:val="VerbatimChar"/>
         </w:rPr>
-        <w:t xml:space="preserve">## </w:t>
-      </w:r>
-      <w:r>
-        <w:br/>
-      </w:r>
-      <w:r>
-        <w:rPr>
-          <w:rStyle w:val="VerbatimChar"/>
-        </w:rPr>
-        <w:t xml:space="preserve">##  Anderson-Darling normality test</w:t>
-      </w:r>
-      <w:r>
-        <w:br/>
-      </w:r>
-      <w:r>
-        <w:rPr>
-          <w:rStyle w:val="VerbatimChar"/>
-        </w:rPr>
-        <w:t xml:space="preserve">## </w:t>
-      </w:r>
-      <w:r>
-        <w:br/>
-      </w:r>
-      <w:r>
-        <w:rPr>
-          <w:rStyle w:val="VerbatimChar"/>
-        </w:rPr>
-        <w:t xml:space="preserve">## data:  MethodA</w:t>
-      </w:r>
-      <w:r>
-        <w:br/>
-      </w:r>
-      <w:r>
-        <w:rPr>
-          <w:rStyle w:val="VerbatimChar"/>
-        </w:rPr>
-        <w:t xml:space="preserve">## A = 0.48213, p-value = 0.2142</w:t>
+        <w:t xml:space="preserve">## [1] "Teste Anderson-Darling indisponivel sem o pacote 'nortest'."</w:t>
       </w:r>
     </w:p>
     <w:p>
@@ -645,6 +815,33 @@
       </w:pPr>
       <w:r>
         <w:rPr>
+          <w:rStyle w:val="ControlFlowTok"/>
+        </w:rPr>
+        <w:t xml:space="preserve">if</w:t>
+      </w:r>
+      <w:r>
+        <w:rPr>
+          <w:rStyle w:val="NormalTok"/>
+        </w:rPr>
+        <w:t xml:space="preserve"> (has_nortest) {</w:t>
+      </w:r>
+      <w:r>
+        <w:br/>
+      </w:r>
+      <w:r>
+        <w:rPr>
+          <w:rStyle w:val="NormalTok"/>
+        </w:rPr>
+        <w:t xml:space="preserve">  nortest</w:t>
+      </w:r>
+      <w:r>
+        <w:rPr>
+          <w:rStyle w:val="SpecialCharTok"/>
+        </w:rPr>
+        <w:t xml:space="preserve">::</w:t>
+      </w:r>
+      <w:r>
+        <w:rPr>
           <w:rStyle w:val="FunctionTok"/>
         </w:rPr>
         <w:t xml:space="preserve">ad.test</w:t>
@@ -655,6 +852,51 @@
         </w:rPr>
         <w:t xml:space="preserve">(MethodB)</w:t>
       </w:r>
+      <w:r>
+        <w:br/>
+      </w:r>
+      <w:r>
+        <w:rPr>
+          <w:rStyle w:val="NormalTok"/>
+        </w:rPr>
+        <w:t xml:space="preserve">} </w:t>
+      </w:r>
+      <w:r>
+        <w:rPr>
+          <w:rStyle w:val="ControlFlowTok"/>
+        </w:rPr>
+        <w:t xml:space="preserve">else</w:t>
+      </w:r>
+      <w:r>
+        <w:rPr>
+          <w:rStyle w:val="NormalTok"/>
+        </w:rPr>
+        <w:t xml:space="preserve"> {</w:t>
+      </w:r>
+      <w:r>
+        <w:br/>
+      </w:r>
+      <w:r>
+        <w:rPr>
+          <w:rStyle w:val="NormalTok"/>
+        </w:rPr>
+        <w:t xml:space="preserve">  </w:t>
+      </w:r>
+      <w:r>
+        <w:rPr>
+          <w:rStyle w:val="StringTok"/>
+        </w:rPr>
+        <w:t xml:space="preserve">"Teste Anderson-Darling indisponivel sem o pacote 'nortest'."</w:t>
+      </w:r>
+      <w:r>
+        <w:br/>
+      </w:r>
+      <w:r>
+        <w:rPr>
+          <w:rStyle w:val="NormalTok"/>
+        </w:rPr>
+        <w:t xml:space="preserve">}</w:t>
+      </w:r>
     </w:p>
     <w:p>
       <w:pPr>
@@ -664,43 +906,7 @@
         <w:rPr>
           <w:rStyle w:val="VerbatimChar"/>
         </w:rPr>
-        <w:t xml:space="preserve">## </w:t>
-      </w:r>
-      <w:r>
-        <w:br/>
-      </w:r>
-      <w:r>
-        <w:rPr>
-          <w:rStyle w:val="VerbatimChar"/>
-        </w:rPr>
-        <w:t xml:space="preserve">##  Anderson-Darling normality test</w:t>
-      </w:r>
-      <w:r>
-        <w:br/>
-      </w:r>
-      <w:r>
-        <w:rPr>
-          <w:rStyle w:val="VerbatimChar"/>
-        </w:rPr>
-        <w:t xml:space="preserve">## </w:t>
-      </w:r>
-      <w:r>
-        <w:br/>
-      </w:r>
-      <w:r>
-        <w:rPr>
-          <w:rStyle w:val="VerbatimChar"/>
-        </w:rPr>
-        <w:t xml:space="preserve">## data:  MethodB</w:t>
-      </w:r>
-      <w:r>
-        <w:br/>
-      </w:r>
-      <w:r>
-        <w:rPr>
-          <w:rStyle w:val="VerbatimChar"/>
-        </w:rPr>
-        <w:t xml:space="preserve">## A = 1.0281, p-value = 0.008948</w:t>
+        <w:t xml:space="preserve">## [1] "Teste Anderson-Darling indisponivel sem o pacote 'nortest'."</w:t>
       </w:r>
     </w:p>
     <w:p>
@@ -1134,10 +1340,10 @@
   <w:docDefaults>
     <w:rPrDefault>
       <w:rPr>
-        <w:rFonts w:asciiTheme="minorHAnsi" w:cstheme="minorBidi" w:eastAsiaTheme="minorHAnsi" w:hAnsiTheme="minorHAnsi"/>
+        <w:rFonts w:asciiTheme="minorHAnsi" w:cstheme="minorBidi" w:eastAsiaTheme="minorEastAsia" w:hAnsiTheme="minorHAnsi"/>
         <w:sz w:val="24"/>
         <w:szCs w:val="24"/>
-        <w:lang w:bidi="ar-SA" w:eastAsia="en-US" w:val="en-US"/>
+        <w:lang w:bidi="ar-SA" w:eastAsia="zh-CN" w:val="en-US"/>
       </w:rPr>
     </w:rPrDefault>
     <w:pPrDefault>
@@ -1678,13 +1884,6 @@
       </w:tblCellMar>
     </w:tblPr>
     <w:tblStylePr w:type="firstRow">
-      <w:tblPr>
-        <w:jc w:val="left"/>
-        <w:tblInd w:type="dxa" w:w="0"/>
-      </w:tblPr>
-      <w:trPr>
-        <w:jc w:val="left"/>
-      </w:trPr>
       <w:tcPr>
         <w:tcBorders>
           <w:bottom w:val="single"/>
